--- a/acts-sermons/docx/04_2026-11-08_마음을같이하여기도에힘쓰는교회_행1장12-14절.docx
+++ b/acts-sermons/docx/04_2026-11-08_마음을같이하여기도에힘쓰는교회_행1장12-14절.docx
@@ -699,33 +699,46 @@
           <w:sz w:val="24"/>
           <w:szCs w:val="24"/>
         </w:rPr>
-        <w:t xml:space="preserve">역대하 20장에서 남유다 왕 여호사밧은 큰 위기를 맞습니다. 모압과 암몬과 마온 사람들이 연합하여 큰 무리로 쳐들어왔습니다. 여호사밧은 두려워했습니다. 그러나 그는 군대를 먼저 모으지 않고 여호와께로 낯을 향하여 간구하고 온 유다 백성에게 금식을 공포했습니다.</w:t>
-      </w:r>
-    </w:p>
-    <w:p>
-      <w:pPr>
-        <w:spacing w:after="160" w:line="360"/>
-      </w:pPr>
-      <w:r>
-        <w:rPr>
-          <w:rFonts w:ascii="맑은 고딕" w:cs="맑은 고딕" w:eastAsia="맑은 고딕" w:hAnsi="맑은 고딕"/>
-          <w:sz w:val="24"/>
-          <w:szCs w:val="24"/>
-        </w:rPr>
-        <w:t xml:space="preserve">유다 모든 성읍에서 사람들이 예루살렘으로 모여 왔습니다. 그리고 역대하 20장 13절은 이렇게 기록합니다. 유다 모든 사람들은 그들의 아내와 자녀와 어린 아이들과 함께 여호와 앞에 섰더라. 왕과 백성, 어른과 아이, 남자와 여자가 함께 하나님 앞에 섰습니다. 여호사밧은 기도의 끝에 이렇게 고백합니다. 우리는 어떻게 할 줄도 알지 못하옵고 오직 주만 바라보나이다.</w:t>
-      </w:r>
-    </w:p>
-    <w:p>
-      <w:pPr>
-        <w:spacing w:after="160" w:line="360"/>
-      </w:pPr>
-      <w:r>
-        <w:rPr>
-          <w:rFonts w:ascii="맑은 고딕" w:cs="맑은 고딕" w:eastAsia="맑은 고딕" w:hAnsi="맑은 고딕"/>
-          <w:sz w:val="24"/>
-          <w:szCs w:val="24"/>
-        </w:rPr>
-        <w:t xml:space="preserve">그러자 하나님께서 야하시엘을 통해 말씀하셨습니다. 이 전쟁은 너희에게 속한 것이 아니요 하나님께 속한 것이니라. 이튿날 유다 백성은 찬양대를 앞세우고 나아갔고, 하나님은 적들을 스스로 무너지게 하셨습니다. 온 공동체가 함께 하나님 앞에 섰을 때 하나님께서 싸우셨습니다. 오순절을 기다리던 다락방에도 각기 다른 사람들이 함께 하나님 앞에 서 있었습니다.</w:t>
+        <w:t xml:space="preserve">출애굽기 17장에서 이스라엘은 르비딤에서 아말렉의 공격을 받습니다. 모세는 여호수아에게 사람들을 택하여 나가 싸우라고 하고, 자신은 하나님의 지팡이를 손에 잡고 산꼭대기에 섰습니다. 그 곁에는 아론과 훌이 함께 올라갔습니다.</w:t>
+      </w:r>
+    </w:p>
+    <w:p>
+      <w:pPr>
+        <w:spacing w:after="160" w:line="360"/>
+      </w:pPr>
+      <w:r>
+        <w:rPr>
+          <w:rFonts w:ascii="맑은 고딕" w:cs="맑은 고딕" w:eastAsia="맑은 고딕" w:hAnsi="맑은 고딕"/>
+          <w:sz w:val="24"/>
+          <w:szCs w:val="24"/>
+        </w:rPr>
+        <w:t xml:space="preserve">모세가 손을 들면 이스라엘이 이기고, 손을 내리면 아말렉이 이겼습니다. 그런데 모세의 손이 피곤하여 무거워졌습니다. 그러자 아론과 훌이 돌을 가져다가 모세 아래에 놓아 그가 그 위에 앉게 하고, 한 사람은 이쪽에서, 한 사람은 저쪽에서 모세의 손을 붙들어 올렸습니다. 그리하여 그의 손이 해가 지도록 내려오지 않았습니다(출 17:12).</w:t>
+      </w:r>
+    </w:p>
+    <w:p>
+      <w:pPr>
+        <w:spacing w:after="160" w:line="360"/>
+      </w:pPr>
+      <w:r>
+        <w:rPr>
+          <w:rFonts w:ascii="맑은 고딕" w:cs="맑은 고딕" w:eastAsia="맑은 고딕" w:hAnsi="맑은 고딕"/>
+          <w:sz w:val="24"/>
+          <w:szCs w:val="24"/>
+        </w:rPr>
+        <w:t xml:space="preserve">그날의 승리는 한 사람의 것이 아니었습니다. 골짜기에서 칼을 든 여호수아, 산 위에서 손을 든 모세, 그리고 그 손을 붙든 아론과 훌이 각기 다른 자리에서 함께 하나님을 의지했습니다. 모세는 그곳에 제단을 쌓고 여호와는 나의 깃발이라는 이름을 붙였습니다. 승리의 깃발은 사람이 아니라 하나님이셨습니다.</w:t>
+      </w:r>
+    </w:p>
+    <w:p>
+      <w:pPr>
+        <w:spacing w:after="160" w:line="360"/>
+      </w:pPr>
+      <w:r>
+        <w:rPr>
+          <w:rFonts w:ascii="맑은 고딕" w:cs="맑은 고딕" w:eastAsia="맑은 고딕" w:hAnsi="맑은 고딕"/>
+          <w:sz w:val="24"/>
+          <w:szCs w:val="24"/>
+        </w:rPr>
+        <w:t xml:space="preserve">다락방에도 그런 사람들이 모여 있었습니다. 어부와 세리와 열심당원, 여인들과 예수님의 어머니와 동생들이 각기 다른 배경을 가지고 한자리에서 함께 기도했습니다. 서로의 손을 붙들어 주듯 함께 하나님 앞에 섰습니다. 교회는 서로 다른 사람들이 그리스도 안에서 서로를 붙들어 주는 공동체입니다.</w:t>
       </w:r>
     </w:p>
     <w:p>

--- a/acts-sermons/docx/04_2026-11-08_마음을같이하여기도에힘쓰는교회_행1장12-14절.docx
+++ b/acts-sermons/docx/04_2026-11-08_마음을같이하여기도에힘쓰는교회_행1장12-14절.docx
@@ -305,7 +305,7 @@
           <w:sz w:val="24"/>
           <w:szCs w:val="24"/>
         </w:rPr>
-        <w:t xml:space="preserve">그러나 그들은 예루살렘으로 돌아왔습니다. 왜입니까? 사도행전 1장 4절에서 주님께서 “예루살렘을 떠나지 말고 아버지께서 약속하신 것을 기다리라”고 분부하셨기 때문입니다. 그들의 귀환은 주님의 말씀에 대한 순종이었습니다. 상황이 안전해서가 아니라 주님이 그렇게 말씀하셨기 때문에 그 자리로 돌아간 것입니다.</w:t>
+        <w:t xml:space="preserve">그러나 그들은 예루살렘으로 돌아왔습니다. 왜입니까? 사도행전 1장 4절에서 주님께서 “예루살렘을 떠나지 말고 내게서 들은 바 아버지께서 약속하신 것을 기다리라”고 분부하셨기 때문입니다. 그들의 귀환은 주님의 말씀에 대한 순종이었습니다. 상황이 안전해서가 아니라 주님이 그렇게 말씀하셨기 때문에 그 자리로 돌아간 것입니다.</w:t>
       </w:r>
     </w:p>
     <w:p>
